--- a/assets/templates/declaracao_renuncia_rep.docx
+++ b/assets/templates/declaracao_renuncia_rep.docx
@@ -123,189 +123,27 @@
           <w:b/>
           <w:bCs/>
         </w:rPr>
-        <w:t xml:space="preserve">{{ </w:t>
-      </w:r>
-      <w:proofErr w:type="spellStart"/>
+        <w:t>{{ nome_cliente }}</w:t>
+      </w:r>
+      <w:r>
+        <w:rPr>
+          <w:rFonts w:ascii="Arial" w:hAnsi="Arial" w:cs="Arial"/>
+        </w:rPr>
+        <w:t xml:space="preserve">, {{ nacionalidade_cliente }}, {{ estado_civil_cliente }}, inscrito(a) no CPF sob o nº {{ cpf_cliente }} e RG n° {{ rg_cliente }}, neste ato sendo representado(a) por </w:t>
+      </w:r>
       <w:r>
         <w:rPr>
           <w:rFonts w:ascii="Arial" w:hAnsi="Arial" w:cs="Arial"/>
           <w:b/>
           <w:bCs/>
         </w:rPr>
-        <w:t>nome_cliente</w:t>
-      </w:r>
-      <w:proofErr w:type="spellEnd"/>
-      <w:r>
-        <w:rPr>
-          <w:rFonts w:ascii="Arial" w:hAnsi="Arial" w:cs="Arial"/>
-          <w:b/>
-          <w:bCs/>
-        </w:rPr>
-        <w:t xml:space="preserve"> }}</w:t>
-      </w:r>
-      <w:r>
-        <w:rPr>
-          <w:rFonts w:ascii="Arial" w:hAnsi="Arial" w:cs="Arial"/>
-        </w:rPr>
-        <w:t xml:space="preserve">, {{ </w:t>
-      </w:r>
-      <w:proofErr w:type="spellStart"/>
-      <w:r>
-        <w:rPr>
-          <w:rFonts w:ascii="Arial" w:hAnsi="Arial" w:cs="Arial"/>
-        </w:rPr>
-        <w:t>nacionalidade_cliente</w:t>
-      </w:r>
-      <w:proofErr w:type="spellEnd"/>
-      <w:r>
-        <w:rPr>
-          <w:rFonts w:ascii="Arial" w:hAnsi="Arial" w:cs="Arial"/>
-        </w:rPr>
-        <w:t xml:space="preserve"> }}, {{ </w:t>
-      </w:r>
-      <w:proofErr w:type="spellStart"/>
-      <w:r>
-        <w:rPr>
-          <w:rFonts w:ascii="Arial" w:hAnsi="Arial" w:cs="Arial"/>
-        </w:rPr>
-        <w:t>estado_civil_cliente</w:t>
-      </w:r>
-      <w:proofErr w:type="spellEnd"/>
-      <w:r>
-        <w:rPr>
-          <w:rFonts w:ascii="Arial" w:hAnsi="Arial" w:cs="Arial"/>
-        </w:rPr>
-        <w:t xml:space="preserve"> }}, inscrito(a) no CPF sob o nº {{ </w:t>
-      </w:r>
-      <w:proofErr w:type="spellStart"/>
-      <w:r>
-        <w:rPr>
-          <w:rFonts w:ascii="Arial" w:hAnsi="Arial" w:cs="Arial"/>
-        </w:rPr>
-        <w:t>cpf_cliente</w:t>
-      </w:r>
-      <w:proofErr w:type="spellEnd"/>
-      <w:r>
-        <w:rPr>
-          <w:rFonts w:ascii="Arial" w:hAnsi="Arial" w:cs="Arial"/>
-        </w:rPr>
-        <w:t xml:space="preserve"> }} e RG n° {{ </w:t>
-      </w:r>
-      <w:proofErr w:type="spellStart"/>
-      <w:r>
-        <w:rPr>
-          <w:rFonts w:ascii="Arial" w:hAnsi="Arial" w:cs="Arial"/>
-        </w:rPr>
-        <w:t>rg_cliente</w:t>
-      </w:r>
-      <w:proofErr w:type="spellEnd"/>
-      <w:r>
-        <w:rPr>
-          <w:rFonts w:ascii="Arial" w:hAnsi="Arial" w:cs="Arial"/>
-        </w:rPr>
-        <w:t xml:space="preserve"> }}, neste ato sendo representado(a) por </w:t>
-      </w:r>
-      <w:r>
-        <w:rPr>
-          <w:rFonts w:ascii="Arial" w:hAnsi="Arial" w:cs="Arial"/>
-          <w:b/>
-          <w:bCs/>
-        </w:rPr>
-        <w:t xml:space="preserve">{{ </w:t>
-      </w:r>
-      <w:proofErr w:type="spellStart"/>
-      <w:r>
-        <w:rPr>
-          <w:rFonts w:ascii="Arial" w:hAnsi="Arial" w:cs="Arial"/>
-          <w:b/>
-          <w:bCs/>
-        </w:rPr>
-        <w:t>nome_representante</w:t>
-      </w:r>
-      <w:proofErr w:type="spellEnd"/>
-      <w:r>
-        <w:rPr>
-          <w:rFonts w:ascii="Arial" w:hAnsi="Arial" w:cs="Arial"/>
-          <w:b/>
-          <w:bCs/>
-        </w:rPr>
-        <w:t xml:space="preserve"> }}</w:t>
-      </w:r>
-      <w:r>
-        <w:rPr>
-          <w:rFonts w:ascii="Arial" w:hAnsi="Arial" w:cs="Arial"/>
-        </w:rPr>
-        <w:t xml:space="preserve">, {{ </w:t>
-      </w:r>
-      <w:proofErr w:type="spellStart"/>
-      <w:r>
-        <w:rPr>
-          <w:rFonts w:ascii="Arial" w:hAnsi="Arial" w:cs="Arial"/>
-        </w:rPr>
-        <w:t>nacionalidade_representante</w:t>
-      </w:r>
-      <w:proofErr w:type="spellEnd"/>
-      <w:r>
-        <w:rPr>
-          <w:rFonts w:ascii="Arial" w:hAnsi="Arial" w:cs="Arial"/>
-        </w:rPr>
-        <w:t xml:space="preserve"> }}, {{ </w:t>
-      </w:r>
-      <w:proofErr w:type="spellStart"/>
-      <w:r>
-        <w:rPr>
-          <w:rFonts w:ascii="Arial" w:hAnsi="Arial" w:cs="Arial"/>
-        </w:rPr>
-        <w:t>estado_civil_representante</w:t>
-      </w:r>
-      <w:proofErr w:type="spellEnd"/>
-      <w:r>
-        <w:rPr>
-          <w:rFonts w:ascii="Arial" w:hAnsi="Arial" w:cs="Arial"/>
-        </w:rPr>
-        <w:t xml:space="preserve"> }}, inscrito(a) no CPF sob o nº {{ </w:t>
-      </w:r>
-      <w:proofErr w:type="spellStart"/>
-      <w:r>
-        <w:rPr>
-          <w:rFonts w:ascii="Arial" w:hAnsi="Arial" w:cs="Arial"/>
-        </w:rPr>
-        <w:t>cpf_representante</w:t>
-      </w:r>
-      <w:proofErr w:type="spellEnd"/>
-      <w:r>
-        <w:rPr>
-          <w:rFonts w:ascii="Arial" w:hAnsi="Arial" w:cs="Arial"/>
-        </w:rPr>
-        <w:t xml:space="preserve"> }} e RG nº {{ </w:t>
-      </w:r>
-      <w:proofErr w:type="spellStart"/>
-      <w:r>
-        <w:rPr>
-          <w:rFonts w:ascii="Arial" w:hAnsi="Arial" w:cs="Arial"/>
-        </w:rPr>
-        <w:t>rg_representante</w:t>
-      </w:r>
-      <w:proofErr w:type="spellEnd"/>
-      <w:r>
-        <w:rPr>
-          <w:rFonts w:ascii="Arial" w:hAnsi="Arial" w:cs="Arial"/>
-        </w:rPr>
-        <w:t xml:space="preserve"> }}, ambos(as) residentes e domiciliados(as) na {{</w:t>
-      </w:r>
-      <w:proofErr w:type="spellStart"/>
-      <w:r>
-        <w:rPr>
-          <w:rFonts w:ascii="Arial" w:hAnsi="Arial" w:cs="Arial"/>
-        </w:rPr>
-        <w:t>endereco_completo</w:t>
-      </w:r>
-      <w:proofErr w:type="spellEnd"/>
-      <w:r>
-        <w:rPr>
-          <w:rFonts w:ascii="Arial" w:hAnsi="Arial" w:cs="Arial"/>
-        </w:rPr>
-        <w:t xml:space="preserve"> }}</w:t>
+        <w:t>{{ nome_representante }}</w:t>
+      </w:r>
+      <w:r>
+        <w:rPr>
+          <w:rFonts w:ascii="Arial" w:hAnsi="Arial" w:cs="Arial"/>
+        </w:rPr>
+        <w:t>, {{ nacionalidade_representante }}, {{ estado_civil_representante }}, inscrito(a) no CPF sob o nº {{ cpf_representante }} e RG nº {{ rg_representante }}, ambos(as) residentes e domiciliados(as) na {{endereco_completo }}</w:t>
       </w:r>
       <w:r>
         <w:rPr>
@@ -384,41 +222,13 @@
           <w:szCs w:val="24"/>
         </w:rPr>
       </w:pPr>
-      <w:proofErr w:type="gramStart"/>
-      <w:r>
-        <w:rPr>
-          <w:rFonts w:ascii="Arial" w:hAnsi="Arial" w:cs="Arial"/>
-          <w:sz w:val="24"/>
-          <w:szCs w:val="24"/>
-        </w:rPr>
-        <w:t>{{ cidade</w:t>
-      </w:r>
-      <w:proofErr w:type="gramEnd"/>
-      <w:r>
-        <w:rPr>
-          <w:rFonts w:ascii="Arial" w:hAnsi="Arial" w:cs="Arial"/>
-          <w:sz w:val="24"/>
-          <w:szCs w:val="24"/>
-        </w:rPr>
-        <w:t xml:space="preserve"> }} – </w:t>
-      </w:r>
-      <w:proofErr w:type="gramStart"/>
-      <w:r>
-        <w:rPr>
-          <w:rFonts w:ascii="Arial" w:hAnsi="Arial" w:cs="Arial"/>
-          <w:sz w:val="24"/>
-          <w:szCs w:val="24"/>
-        </w:rPr>
-        <w:t>{{ uf</w:t>
-      </w:r>
-      <w:proofErr w:type="gramEnd"/>
-      <w:r>
-        <w:rPr>
-          <w:rFonts w:ascii="Arial" w:hAnsi="Arial" w:cs="Arial"/>
-          <w:sz w:val="24"/>
-          <w:szCs w:val="24"/>
-        </w:rPr>
-        <w:t xml:space="preserve"> }}</w:t>
+      <w:r>
+        <w:rPr>
+          <w:rFonts w:ascii="Arial" w:hAnsi="Arial" w:cs="Arial"/>
+          <w:sz w:val="24"/>
+          <w:szCs w:val="24"/>
+        </w:rPr>
+        <w:t>{{ cidade }} – {{ uf }}</w:t>
       </w:r>
       <w:r>
         <w:rPr>
@@ -434,25 +244,15 @@
           <w:sz w:val="24"/>
           <w:szCs w:val="24"/>
         </w:rPr>
-        <w:t xml:space="preserve">__ de __________ </w:t>
-      </w:r>
-      <w:proofErr w:type="spellStart"/>
-      <w:r>
-        <w:rPr>
-          <w:rFonts w:ascii="Arial" w:hAnsi="Arial" w:cs="Arial"/>
-          <w:sz w:val="24"/>
-          <w:szCs w:val="24"/>
-        </w:rPr>
-        <w:t>de</w:t>
-      </w:r>
-      <w:proofErr w:type="spellEnd"/>
-      <w:r>
-        <w:rPr>
-          <w:rFonts w:ascii="Arial" w:hAnsi="Arial" w:cs="Arial"/>
-          <w:sz w:val="24"/>
-          <w:szCs w:val="24"/>
-        </w:rPr>
-        <w:t xml:space="preserve"> ______.</w:t>
+        <w:t>_</w:t>
+      </w:r>
+      <w:r>
+        <w:rPr>
+          <w:rFonts w:ascii="Arial" w:hAnsi="Arial" w:cs="Arial"/>
+          <w:sz w:val="24"/>
+          <w:szCs w:val="24"/>
+        </w:rPr>
+        <w:t>__ de __________ de ______.</w:t>
       </w:r>
     </w:p>
     <w:p>
